--- a/curriculum/reveal-documents/unit-5/teacher/unit-5-warm-up-key.docx
+++ b/curriculum/reveal-documents/unit-5/teacher/unit-5-warm-up-key.docx
@@ -4,7 +4,7 @@
   <w:body>
     <w:p>
       <w:pPr>
-        <w:spacing w:before="0" w:after="40" w:line="276" w:lineRule="auto"/>
+        <w:spacing w:before="0" w:after="0" w:line="240" w:lineRule="auto"/>
       </w:pPr>
       <w:r>
         <w:rPr>
@@ -12,7 +12,7 @@
           <w:b w:val="0"/>
           <w:i w:val="0"/>
           <w:color w:val="1A1A1A"/>
-          <w:sz w:val="8"/>
+          <w:sz w:val="2"/>
           <w:u w:val="none"/>
         </w:rPr>
         <w:t xml:space="preserve"/>
@@ -21,7 +21,7 @@
     <w:p>
       <w:pPr>
         <w:keepNext/>
-        <w:spacing w:before="0" w:after="20" w:line="276" w:lineRule="auto"/>
+        <w:spacing w:before="0" w:after="0" w:line="240" w:lineRule="auto"/>
       </w:pPr>
       <w:r>
         <w:rPr>
@@ -40,7 +40,7 @@
     <w:p>
       <w:pPr>
         <w:keepNext/>
-        <w:spacing w:before="0" w:after="40" w:line="240" w:lineRule="auto"/>
+        <w:spacing w:before="0" w:after="0" w:line="240" w:lineRule="auto"/>
       </w:pPr>
       <w:r>
         <w:rPr>
@@ -57,7 +57,7 @@
     <w:p>
       <w:pPr>
         <w:keepNext/>
-        <w:spacing w:before="0" w:after="100" w:line="264" w:lineRule="auto"/>
+        <w:spacing w:before="0" w:after="0" w:line="240" w:lineRule="auto"/>
       </w:pPr>
       <w:r>
         <w:rPr>
@@ -76,7 +76,7 @@
         <w:pBdr>
           <w:bottom w:val="single" w:sz="4" w:space="5" w:color="C9CDD2"/>
         </w:pBdr>
-        <w:spacing w:before="0" w:after="160" w:line="264" w:lineRule="auto"/>
+        <w:spacing w:before="0" w:after="0" w:line="240" w:lineRule="auto"/>
       </w:pPr>
     </w:p>
     <w:p>
@@ -88,7 +88,7 @@
         <w:tabs>
           <w:tab w:pos="9504" w:val="right"/>
         </w:tabs>
-        <w:spacing w:before="220" w:after="100" w:line="240" w:lineRule="auto"/>
+        <w:spacing w:before="0" w:after="0" w:line="240" w:lineRule="auto"/>
       </w:pPr>
       <w:r>
         <w:rPr>
@@ -107,7 +107,7 @@
     <w:p>
       <w:pPr>
         <w:keepNext/>
-        <w:spacing w:before="0" w:after="40" w:line="264" w:lineRule="auto"/>
+        <w:spacing w:before="0" w:after="0" w:line="240" w:lineRule="auto"/>
       </w:pPr>
       <w:r>
         <w:rPr>
@@ -137,7 +137,7 @@
     <w:p>
       <w:pPr>
         <w:keepNext/>
-        <w:spacing w:before="0" w:after="40" w:line="264" w:lineRule="auto"/>
+        <w:spacing w:before="0" w:after="0" w:line="240" w:lineRule="auto"/>
         <w:ind w:left="0"/>
       </w:pPr>
       <w:r>
@@ -168,7 +168,7 @@
     <w:p>
       <w:pPr>
         <w:keepNext/>
-        <w:spacing w:before="0" w:after="40" w:line="264" w:lineRule="auto"/>
+        <w:spacing w:before="0" w:after="0" w:line="240" w:lineRule="auto"/>
       </w:pPr>
       <w:r>
         <w:rPr>
@@ -230,7 +230,7 @@
           <w:p>
             <w:pPr>
               <w:keepNext/>
-              <w:spacing w:before="0" w:after="0" w:line="264" w:lineRule="auto"/>
+              <w:spacing w:before="0" w:after="0" w:line="240" w:lineRule="auto"/>
             </w:pPr>
             <w:r>
               <w:rPr>
@@ -263,7 +263,7 @@
           <w:p>
             <w:pPr>
               <w:keepNext/>
-              <w:spacing w:before="0" w:after="0" w:line="264" w:lineRule="auto"/>
+              <w:spacing w:before="0" w:after="0" w:line="240" w:lineRule="auto"/>
             </w:pPr>
             <w:r>
               <w:rPr>
@@ -301,7 +301,7 @@
           <w:p>
             <w:pPr>
               <w:keepNext/>
-              <w:spacing w:before="0" w:after="0" w:line="264" w:lineRule="auto"/>
+              <w:spacing w:before="0" w:after="0" w:line="240" w:lineRule="auto"/>
             </w:pPr>
             <w:r>
               <w:rPr>
@@ -334,7 +334,7 @@
           <w:p>
             <w:pPr>
               <w:keepNext/>
-              <w:spacing w:before="0" w:after="0" w:line="264" w:lineRule="auto"/>
+              <w:spacing w:before="0" w:after="0" w:line="240" w:lineRule="auto"/>
             </w:pPr>
             <w:r>
               <w:rPr>
@@ -372,7 +372,7 @@
           <w:p>
             <w:pPr>
               <w:keepNext/>
-              <w:spacing w:before="0" w:after="0" w:line="264" w:lineRule="auto"/>
+              <w:spacing w:before="0" w:after="0" w:line="240" w:lineRule="auto"/>
             </w:pPr>
             <w:r>
               <w:rPr>
@@ -405,7 +405,7 @@
           <w:p>
             <w:pPr>
               <w:keepNext/>
-              <w:spacing w:before="0" w:after="0" w:line="264" w:lineRule="auto"/>
+              <w:spacing w:before="0" w:after="0" w:line="240" w:lineRule="auto"/>
             </w:pPr>
             <w:r>
               <w:rPr>
@@ -442,7 +442,7 @@
           </w:tcPr>
           <w:p>
             <w:pPr>
-              <w:spacing w:before="0" w:after="0" w:line="264" w:lineRule="auto"/>
+              <w:spacing w:before="0" w:after="0" w:line="240" w:lineRule="auto"/>
             </w:pPr>
             <w:r>
               <w:rPr>
@@ -474,7 +474,7 @@
           </w:tcPr>
           <w:p>
             <w:pPr>
-              <w:spacing w:before="0" w:after="0" w:line="264" w:lineRule="auto"/>
+              <w:spacing w:before="0" w:after="0" w:line="240" w:lineRule="auto"/>
             </w:pPr>
             <w:r>
               <w:rPr>
@@ -511,7 +511,7 @@
         <w:tabs>
           <w:tab w:pos="9504" w:val="right"/>
         </w:tabs>
-        <w:spacing w:before="220" w:after="100" w:line="240" w:lineRule="auto"/>
+        <w:spacing w:before="0" w:after="0" w:line="240" w:lineRule="auto"/>
       </w:pPr>
       <w:r>
         <w:rPr>
@@ -530,7 +530,7 @@
     <w:p>
       <w:pPr>
         <w:keepNext/>
-        <w:spacing w:before="0" w:after="40" w:line="264" w:lineRule="auto"/>
+        <w:spacing w:before="0" w:after="0" w:line="240" w:lineRule="auto"/>
       </w:pPr>
       <w:r>
         <w:rPr>
@@ -560,7 +560,7 @@
     <w:p>
       <w:pPr>
         <w:keepNext/>
-        <w:spacing w:before="0" w:after="40" w:line="264" w:lineRule="auto"/>
+        <w:spacing w:before="0" w:after="0" w:line="240" w:lineRule="auto"/>
         <w:ind w:left="0"/>
       </w:pPr>
       <w:r>
@@ -591,7 +591,7 @@
     <w:p>
       <w:pPr>
         <w:keepNext/>
-        <w:spacing w:before="0" w:after="40" w:line="264" w:lineRule="auto"/>
+        <w:spacing w:before="0" w:after="0" w:line="240" w:lineRule="auto"/>
       </w:pPr>
       <w:r>
         <w:rPr>
@@ -653,7 +653,7 @@
           <w:p>
             <w:pPr>
               <w:keepNext/>
-              <w:spacing w:before="0" w:after="0" w:line="264" w:lineRule="auto"/>
+              <w:spacing w:before="0" w:after="0" w:line="240" w:lineRule="auto"/>
             </w:pPr>
             <w:r>
               <w:rPr>
@@ -686,7 +686,7 @@
           <w:p>
             <w:pPr>
               <w:keepNext/>
-              <w:spacing w:before="0" w:after="0" w:line="264" w:lineRule="auto"/>
+              <w:spacing w:before="0" w:after="0" w:line="240" w:lineRule="auto"/>
             </w:pPr>
             <w:r>
               <w:rPr>
@@ -724,7 +724,7 @@
           <w:p>
             <w:pPr>
               <w:keepNext/>
-              <w:spacing w:before="0" w:after="0" w:line="264" w:lineRule="auto"/>
+              <w:spacing w:before="0" w:after="0" w:line="240" w:lineRule="auto"/>
             </w:pPr>
             <w:r>
               <w:rPr>
@@ -757,7 +757,7 @@
           <w:p>
             <w:pPr>
               <w:keepNext/>
-              <w:spacing w:before="0" w:after="0" w:line="264" w:lineRule="auto"/>
+              <w:spacing w:before="0" w:after="0" w:line="240" w:lineRule="auto"/>
             </w:pPr>
             <w:r>
               <w:rPr>
@@ -795,7 +795,7 @@
           <w:p>
             <w:pPr>
               <w:keepNext/>
-              <w:spacing w:before="0" w:after="0" w:line="264" w:lineRule="auto"/>
+              <w:spacing w:before="0" w:after="0" w:line="240" w:lineRule="auto"/>
             </w:pPr>
             <w:r>
               <w:rPr>
@@ -828,7 +828,7 @@
           <w:p>
             <w:pPr>
               <w:keepNext/>
-              <w:spacing w:before="0" w:after="0" w:line="264" w:lineRule="auto"/>
+              <w:spacing w:before="0" w:after="0" w:line="240" w:lineRule="auto"/>
             </w:pPr>
             <w:r>
               <w:rPr>
@@ -865,7 +865,7 @@
           </w:tcPr>
           <w:p>
             <w:pPr>
-              <w:spacing w:before="0" w:after="0" w:line="264" w:lineRule="auto"/>
+              <w:spacing w:before="0" w:after="0" w:line="240" w:lineRule="auto"/>
             </w:pPr>
             <w:r>
               <w:rPr>
@@ -897,7 +897,7 @@
           </w:tcPr>
           <w:p>
             <w:pPr>
-              <w:spacing w:before="0" w:after="0" w:line="264" w:lineRule="auto"/>
+              <w:spacing w:before="0" w:after="0" w:line="240" w:lineRule="auto"/>
             </w:pPr>
             <w:r>
               <w:rPr>
@@ -934,7 +934,7 @@
         <w:tabs>
           <w:tab w:pos="9504" w:val="right"/>
         </w:tabs>
-        <w:spacing w:before="220" w:after="100" w:line="240" w:lineRule="auto"/>
+        <w:spacing w:before="0" w:after="0" w:line="240" w:lineRule="auto"/>
       </w:pPr>
       <w:r>
         <w:rPr>
@@ -953,7 +953,7 @@
     <w:p>
       <w:pPr>
         <w:keepNext/>
-        <w:spacing w:before="0" w:after="40" w:line="264" w:lineRule="auto"/>
+        <w:spacing w:before="0" w:after="0" w:line="240" w:lineRule="auto"/>
       </w:pPr>
       <w:r>
         <w:rPr>
@@ -983,7 +983,7 @@
     <w:p>
       <w:pPr>
         <w:keepNext/>
-        <w:spacing w:before="0" w:after="40" w:line="264" w:lineRule="auto"/>
+        <w:spacing w:before="0" w:after="0" w:line="240" w:lineRule="auto"/>
         <w:ind w:left="0"/>
       </w:pPr>
       <w:r>
@@ -1014,7 +1014,7 @@
     <w:p>
       <w:pPr>
         <w:keepNext/>
-        <w:spacing w:before="0" w:after="40" w:line="264" w:lineRule="auto"/>
+        <w:spacing w:before="0" w:after="0" w:line="240" w:lineRule="auto"/>
       </w:pPr>
       <w:r>
         <w:rPr>
@@ -1076,7 +1076,7 @@
           <w:p>
             <w:pPr>
               <w:keepNext/>
-              <w:spacing w:before="0" w:after="0" w:line="264" w:lineRule="auto"/>
+              <w:spacing w:before="0" w:after="0" w:line="240" w:lineRule="auto"/>
             </w:pPr>
             <w:r>
               <w:rPr>
@@ -1109,7 +1109,7 @@
           <w:p>
             <w:pPr>
               <w:keepNext/>
-              <w:spacing w:before="0" w:after="0" w:line="264" w:lineRule="auto"/>
+              <w:spacing w:before="0" w:after="0" w:line="240" w:lineRule="auto"/>
             </w:pPr>
             <w:r>
               <w:rPr>
@@ -1147,7 +1147,7 @@
           <w:p>
             <w:pPr>
               <w:keepNext/>
-              <w:spacing w:before="0" w:after="0" w:line="264" w:lineRule="auto"/>
+              <w:spacing w:before="0" w:after="0" w:line="240" w:lineRule="auto"/>
             </w:pPr>
             <w:r>
               <w:rPr>
@@ -1180,7 +1180,7 @@
           <w:p>
             <w:pPr>
               <w:keepNext/>
-              <w:spacing w:before="0" w:after="0" w:line="264" w:lineRule="auto"/>
+              <w:spacing w:before="0" w:after="0" w:line="240" w:lineRule="auto"/>
             </w:pPr>
             <w:r>
               <w:rPr>
@@ -1218,7 +1218,7 @@
           <w:p>
             <w:pPr>
               <w:keepNext/>
-              <w:spacing w:before="0" w:after="0" w:line="264" w:lineRule="auto"/>
+              <w:spacing w:before="0" w:after="0" w:line="240" w:lineRule="auto"/>
             </w:pPr>
             <w:r>
               <w:rPr>
@@ -1251,7 +1251,7 @@
           <w:p>
             <w:pPr>
               <w:keepNext/>
-              <w:spacing w:before="0" w:after="0" w:line="264" w:lineRule="auto"/>
+              <w:spacing w:before="0" w:after="0" w:line="240" w:lineRule="auto"/>
             </w:pPr>
             <w:r>
               <w:rPr>
@@ -1288,7 +1288,7 @@
           </w:tcPr>
           <w:p>
             <w:pPr>
-              <w:spacing w:before="0" w:after="0" w:line="264" w:lineRule="auto"/>
+              <w:spacing w:before="0" w:after="0" w:line="240" w:lineRule="auto"/>
             </w:pPr>
             <w:r>
               <w:rPr>
@@ -1320,7 +1320,7 @@
           </w:tcPr>
           <w:p>
             <w:pPr>
-              <w:spacing w:before="0" w:after="0" w:line="264" w:lineRule="auto"/>
+              <w:spacing w:before="0" w:after="0" w:line="240" w:lineRule="auto"/>
             </w:pPr>
             <w:r>
               <w:rPr>
@@ -1350,7 +1350,7 @@
     </w:tbl>
     <w:p>
       <w:pPr>
-        <w:spacing w:before="60" w:after="40" w:line="264" w:lineRule="auto"/>
+        <w:spacing w:before="0" w:after="0" w:line="240" w:lineRule="auto"/>
       </w:pPr>
       <w:r>
         <w:rPr>
@@ -1386,7 +1386,7 @@
         <w:tabs>
           <w:tab w:pos="9504" w:val="right"/>
         </w:tabs>
-        <w:spacing w:before="220" w:after="100" w:line="240" w:lineRule="auto"/>
+        <w:spacing w:before="0" w:after="0" w:line="240" w:lineRule="auto"/>
       </w:pPr>
       <w:r>
         <w:rPr>
@@ -1405,7 +1405,7 @@
     <w:p>
       <w:pPr>
         <w:keepNext/>
-        <w:spacing w:before="0" w:after="40" w:line="264" w:lineRule="auto"/>
+        <w:spacing w:before="0" w:after="0" w:line="240" w:lineRule="auto"/>
       </w:pPr>
       <w:r>
         <w:rPr>
@@ -1435,7 +1435,7 @@
     <w:p>
       <w:pPr>
         <w:keepNext/>
-        <w:spacing w:before="0" w:after="40" w:line="264" w:lineRule="auto"/>
+        <w:spacing w:before="0" w:after="0" w:line="240" w:lineRule="auto"/>
         <w:ind w:left="0"/>
       </w:pPr>
       <w:r>
@@ -1466,7 +1466,7 @@
     <w:p>
       <w:pPr>
         <w:keepNext/>
-        <w:spacing w:before="0" w:after="40" w:line="264" w:lineRule="auto"/>
+        <w:spacing w:before="0" w:after="0" w:line="240" w:lineRule="auto"/>
       </w:pPr>
       <w:r>
         <w:rPr>
@@ -1528,7 +1528,7 @@
           <w:p>
             <w:pPr>
               <w:keepNext/>
-              <w:spacing w:before="0" w:after="0" w:line="264" w:lineRule="auto"/>
+              <w:spacing w:before="0" w:after="0" w:line="240" w:lineRule="auto"/>
             </w:pPr>
             <w:r>
               <w:rPr>
@@ -1561,7 +1561,7 @@
           <w:p>
             <w:pPr>
               <w:keepNext/>
-              <w:spacing w:before="0" w:after="0" w:line="264" w:lineRule="auto"/>
+              <w:spacing w:before="0" w:after="0" w:line="240" w:lineRule="auto"/>
             </w:pPr>
             <w:r>
               <w:rPr>
@@ -1599,7 +1599,7 @@
           <w:p>
             <w:pPr>
               <w:keepNext/>
-              <w:spacing w:before="0" w:after="0" w:line="264" w:lineRule="auto"/>
+              <w:spacing w:before="0" w:after="0" w:line="240" w:lineRule="auto"/>
             </w:pPr>
             <w:r>
               <w:rPr>
@@ -1632,7 +1632,7 @@
           <w:p>
             <w:pPr>
               <w:keepNext/>
-              <w:spacing w:before="0" w:after="0" w:line="264" w:lineRule="auto"/>
+              <w:spacing w:before="0" w:after="0" w:line="240" w:lineRule="auto"/>
             </w:pPr>
             <w:r>
               <w:rPr>
@@ -1670,7 +1670,7 @@
           <w:p>
             <w:pPr>
               <w:keepNext/>
-              <w:spacing w:before="0" w:after="0" w:line="264" w:lineRule="auto"/>
+              <w:spacing w:before="0" w:after="0" w:line="240" w:lineRule="auto"/>
             </w:pPr>
             <w:r>
               <w:rPr>
@@ -1703,7 +1703,7 @@
           <w:p>
             <w:pPr>
               <w:keepNext/>
-              <w:spacing w:before="0" w:after="0" w:line="264" w:lineRule="auto"/>
+              <w:spacing w:before="0" w:after="0" w:line="240" w:lineRule="auto"/>
             </w:pPr>
             <w:r>
               <w:rPr>
@@ -1740,7 +1740,7 @@
           </w:tcPr>
           <w:p>
             <w:pPr>
-              <w:spacing w:before="0" w:after="0" w:line="264" w:lineRule="auto"/>
+              <w:spacing w:before="0" w:after="0" w:line="240" w:lineRule="auto"/>
             </w:pPr>
             <w:r>
               <w:rPr>
@@ -1772,7 +1772,7 @@
           </w:tcPr>
           <w:p>
             <w:pPr>
-              <w:spacing w:before="0" w:after="0" w:line="264" w:lineRule="auto"/>
+              <w:spacing w:before="0" w:after="0" w:line="240" w:lineRule="auto"/>
             </w:pPr>
             <w:r>
               <w:rPr>
@@ -1802,7 +1802,7 @@
     </w:tbl>
     <w:p>
       <w:pPr>
-        <w:spacing w:before="60" w:after="40" w:line="264" w:lineRule="auto"/>
+        <w:spacing w:before="0" w:after="0" w:line="240" w:lineRule="auto"/>
       </w:pPr>
       <w:r>
         <w:rPr>
@@ -1838,7 +1838,7 @@
         <w:tabs>
           <w:tab w:pos="9504" w:val="right"/>
         </w:tabs>
-        <w:spacing w:before="220" w:after="100" w:line="240" w:lineRule="auto"/>
+        <w:spacing w:before="0" w:after="0" w:line="240" w:lineRule="auto"/>
       </w:pPr>
       <w:r>
         <w:rPr>
@@ -1857,7 +1857,7 @@
     <w:p>
       <w:pPr>
         <w:keepNext/>
-        <w:spacing w:before="0" w:after="40" w:line="264" w:lineRule="auto"/>
+        <w:spacing w:before="0" w:after="0" w:line="240" w:lineRule="auto"/>
       </w:pPr>
       <w:r>
         <w:rPr>
@@ -1887,7 +1887,7 @@
     <w:p>
       <w:pPr>
         <w:keepNext/>
-        <w:spacing w:before="0" w:after="40" w:line="264" w:lineRule="auto"/>
+        <w:spacing w:before="0" w:after="0" w:line="240" w:lineRule="auto"/>
         <w:ind w:left="0"/>
       </w:pPr>
       <w:r>
@@ -1918,7 +1918,7 @@
     <w:p>
       <w:pPr>
         <w:keepNext/>
-        <w:spacing w:before="0" w:after="40" w:line="264" w:lineRule="auto"/>
+        <w:spacing w:before="0" w:after="0" w:line="240" w:lineRule="auto"/>
       </w:pPr>
       <w:r>
         <w:rPr>
@@ -1980,7 +1980,7 @@
           <w:p>
             <w:pPr>
               <w:keepNext/>
-              <w:spacing w:before="0" w:after="0" w:line="264" w:lineRule="auto"/>
+              <w:spacing w:before="0" w:after="0" w:line="240" w:lineRule="auto"/>
             </w:pPr>
             <w:r>
               <w:rPr>
@@ -2013,7 +2013,7 @@
           <w:p>
             <w:pPr>
               <w:keepNext/>
-              <w:spacing w:before="0" w:after="0" w:line="264" w:lineRule="auto"/>
+              <w:spacing w:before="0" w:after="0" w:line="240" w:lineRule="auto"/>
             </w:pPr>
             <w:r>
               <w:rPr>
@@ -2051,7 +2051,7 @@
           <w:p>
             <w:pPr>
               <w:keepNext/>
-              <w:spacing w:before="0" w:after="0" w:line="264" w:lineRule="auto"/>
+              <w:spacing w:before="0" w:after="0" w:line="240" w:lineRule="auto"/>
             </w:pPr>
             <w:r>
               <w:rPr>
@@ -2084,7 +2084,7 @@
           <w:p>
             <w:pPr>
               <w:keepNext/>
-              <w:spacing w:before="0" w:after="0" w:line="264" w:lineRule="auto"/>
+              <w:spacing w:before="0" w:after="0" w:line="240" w:lineRule="auto"/>
             </w:pPr>
             <w:r>
               <w:rPr>
@@ -2122,7 +2122,7 @@
           <w:p>
             <w:pPr>
               <w:keepNext/>
-              <w:spacing w:before="0" w:after="0" w:line="264" w:lineRule="auto"/>
+              <w:spacing w:before="0" w:after="0" w:line="240" w:lineRule="auto"/>
             </w:pPr>
             <w:r>
               <w:rPr>
@@ -2155,7 +2155,7 @@
           <w:p>
             <w:pPr>
               <w:keepNext/>
-              <w:spacing w:before="0" w:after="0" w:line="264" w:lineRule="auto"/>
+              <w:spacing w:before="0" w:after="0" w:line="240" w:lineRule="auto"/>
             </w:pPr>
             <w:r>
               <w:rPr>
@@ -2192,7 +2192,7 @@
           </w:tcPr>
           <w:p>
             <w:pPr>
-              <w:spacing w:before="0" w:after="0" w:line="264" w:lineRule="auto"/>
+              <w:spacing w:before="0" w:after="0" w:line="240" w:lineRule="auto"/>
             </w:pPr>
             <w:r>
               <w:rPr>
@@ -2224,7 +2224,7 @@
           </w:tcPr>
           <w:p>
             <w:pPr>
-              <w:spacing w:before="0" w:after="0" w:line="264" w:lineRule="auto"/>
+              <w:spacing w:before="0" w:after="0" w:line="240" w:lineRule="auto"/>
             </w:pPr>
             <w:r>
               <w:rPr>
@@ -2261,7 +2261,7 @@
         <w:tabs>
           <w:tab w:pos="9504" w:val="right"/>
         </w:tabs>
-        <w:spacing w:before="220" w:after="100" w:line="240" w:lineRule="auto"/>
+        <w:spacing w:before="0" w:after="0" w:line="240" w:lineRule="auto"/>
       </w:pPr>
       <w:r>
         <w:rPr>
@@ -2280,7 +2280,7 @@
     <w:p>
       <w:pPr>
         <w:keepNext/>
-        <w:spacing w:before="0" w:after="40" w:line="264" w:lineRule="auto"/>
+        <w:spacing w:before="0" w:after="0" w:line="240" w:lineRule="auto"/>
       </w:pPr>
       <w:r>
         <w:rPr>
@@ -2310,7 +2310,7 @@
     <w:p>
       <w:pPr>
         <w:keepNext/>
-        <w:spacing w:before="0" w:after="40" w:line="264" w:lineRule="auto"/>
+        <w:spacing w:before="0" w:after="0" w:line="240" w:lineRule="auto"/>
         <w:ind w:left="0"/>
       </w:pPr>
       <w:r>
@@ -2341,7 +2341,7 @@
     <w:p>
       <w:pPr>
         <w:keepNext/>
-        <w:spacing w:before="0" w:after="40" w:line="264" w:lineRule="auto"/>
+        <w:spacing w:before="0" w:after="0" w:line="240" w:lineRule="auto"/>
       </w:pPr>
       <w:r>
         <w:rPr>
@@ -2403,7 +2403,7 @@
           <w:p>
             <w:pPr>
               <w:keepNext/>
-              <w:spacing w:before="0" w:after="0" w:line="264" w:lineRule="auto"/>
+              <w:spacing w:before="0" w:after="0" w:line="240" w:lineRule="auto"/>
             </w:pPr>
             <w:r>
               <w:rPr>
@@ -2436,7 +2436,7 @@
           <w:p>
             <w:pPr>
               <w:keepNext/>
-              <w:spacing w:before="0" w:after="0" w:line="264" w:lineRule="auto"/>
+              <w:spacing w:before="0" w:after="0" w:line="240" w:lineRule="auto"/>
             </w:pPr>
             <w:r>
               <w:rPr>
@@ -2474,7 +2474,7 @@
           <w:p>
             <w:pPr>
               <w:keepNext/>
-              <w:spacing w:before="0" w:after="0" w:line="264" w:lineRule="auto"/>
+              <w:spacing w:before="0" w:after="0" w:line="240" w:lineRule="auto"/>
             </w:pPr>
             <w:r>
               <w:rPr>
@@ -2507,7 +2507,7 @@
           <w:p>
             <w:pPr>
               <w:keepNext/>
-              <w:spacing w:before="0" w:after="0" w:line="264" w:lineRule="auto"/>
+              <w:spacing w:before="0" w:after="0" w:line="240" w:lineRule="auto"/>
             </w:pPr>
             <w:r>
               <w:rPr>
@@ -2545,7 +2545,7 @@
           <w:p>
             <w:pPr>
               <w:keepNext/>
-              <w:spacing w:before="0" w:after="0" w:line="264" w:lineRule="auto"/>
+              <w:spacing w:before="0" w:after="0" w:line="240" w:lineRule="auto"/>
             </w:pPr>
             <w:r>
               <w:rPr>
@@ -2578,7 +2578,7 @@
           <w:p>
             <w:pPr>
               <w:keepNext/>
-              <w:spacing w:before="0" w:after="0" w:line="264" w:lineRule="auto"/>
+              <w:spacing w:before="0" w:after="0" w:line="240" w:lineRule="auto"/>
             </w:pPr>
             <w:r>
               <w:rPr>
@@ -2615,7 +2615,7 @@
           </w:tcPr>
           <w:p>
             <w:pPr>
-              <w:spacing w:before="0" w:after="0" w:line="264" w:lineRule="auto"/>
+              <w:spacing w:before="0" w:after="0" w:line="240" w:lineRule="auto"/>
             </w:pPr>
             <w:r>
               <w:rPr>
@@ -2647,7 +2647,7 @@
           </w:tcPr>
           <w:p>
             <w:pPr>
-              <w:spacing w:before="0" w:after="0" w:line="264" w:lineRule="auto"/>
+              <w:spacing w:before="0" w:after="0" w:line="240" w:lineRule="auto"/>
             </w:pPr>
             <w:r>
               <w:rPr>
@@ -2684,7 +2684,7 @@
         <w:tabs>
           <w:tab w:pos="9504" w:val="right"/>
         </w:tabs>
-        <w:spacing w:before="220" w:after="100" w:line="240" w:lineRule="auto"/>
+        <w:spacing w:before="0" w:after="0" w:line="240" w:lineRule="auto"/>
       </w:pPr>
       <w:r>
         <w:rPr>
@@ -2703,7 +2703,7 @@
     <w:p>
       <w:pPr>
         <w:keepNext/>
-        <w:spacing w:before="0" w:after="40" w:line="264" w:lineRule="auto"/>
+        <w:spacing w:before="0" w:after="0" w:line="240" w:lineRule="auto"/>
       </w:pPr>
       <w:r>
         <w:rPr>
@@ -2733,7 +2733,7 @@
     <w:p>
       <w:pPr>
         <w:keepNext/>
-        <w:spacing w:before="0" w:after="40" w:line="264" w:lineRule="auto"/>
+        <w:spacing w:before="0" w:after="0" w:line="240" w:lineRule="auto"/>
         <w:ind w:left="0"/>
       </w:pPr>
       <w:r>
@@ -2764,7 +2764,7 @@
     <w:p>
       <w:pPr>
         <w:keepNext/>
-        <w:spacing w:before="0" w:after="40" w:line="264" w:lineRule="auto"/>
+        <w:spacing w:before="0" w:after="0" w:line="240" w:lineRule="auto"/>
       </w:pPr>
       <w:r>
         <w:rPr>
@@ -2826,7 +2826,7 @@
           <w:p>
             <w:pPr>
               <w:keepNext/>
-              <w:spacing w:before="0" w:after="0" w:line="264" w:lineRule="auto"/>
+              <w:spacing w:before="0" w:after="0" w:line="240" w:lineRule="auto"/>
             </w:pPr>
             <w:r>
               <w:rPr>
@@ -2859,7 +2859,7 @@
           <w:p>
             <w:pPr>
               <w:keepNext/>
-              <w:spacing w:before="0" w:after="0" w:line="264" w:lineRule="auto"/>
+              <w:spacing w:before="0" w:after="0" w:line="240" w:lineRule="auto"/>
             </w:pPr>
             <w:r>
               <w:rPr>
@@ -2897,7 +2897,7 @@
           <w:p>
             <w:pPr>
               <w:keepNext/>
-              <w:spacing w:before="0" w:after="0" w:line="264" w:lineRule="auto"/>
+              <w:spacing w:before="0" w:after="0" w:line="240" w:lineRule="auto"/>
             </w:pPr>
             <w:r>
               <w:rPr>
@@ -2930,7 +2930,7 @@
           <w:p>
             <w:pPr>
               <w:keepNext/>
-              <w:spacing w:before="0" w:after="0" w:line="264" w:lineRule="auto"/>
+              <w:spacing w:before="0" w:after="0" w:line="240" w:lineRule="auto"/>
             </w:pPr>
             <w:r>
               <w:rPr>
@@ -2968,7 +2968,7 @@
           <w:p>
             <w:pPr>
               <w:keepNext/>
-              <w:spacing w:before="0" w:after="0" w:line="264" w:lineRule="auto"/>
+              <w:spacing w:before="0" w:after="0" w:line="240" w:lineRule="auto"/>
             </w:pPr>
             <w:r>
               <w:rPr>
@@ -3001,7 +3001,7 @@
           <w:p>
             <w:pPr>
               <w:keepNext/>
-              <w:spacing w:before="0" w:after="0" w:line="264" w:lineRule="auto"/>
+              <w:spacing w:before="0" w:after="0" w:line="240" w:lineRule="auto"/>
             </w:pPr>
             <w:r>
               <w:rPr>
@@ -3038,7 +3038,7 @@
           </w:tcPr>
           <w:p>
             <w:pPr>
-              <w:spacing w:before="0" w:after="0" w:line="264" w:lineRule="auto"/>
+              <w:spacing w:before="0" w:after="0" w:line="240" w:lineRule="auto"/>
             </w:pPr>
             <w:r>
               <w:rPr>
@@ -3070,7 +3070,7 @@
           </w:tcPr>
           <w:p>
             <w:pPr>
-              <w:spacing w:before="0" w:after="0" w:line="264" w:lineRule="auto"/>
+              <w:spacing w:before="0" w:after="0" w:line="240" w:lineRule="auto"/>
             </w:pPr>
             <w:r>
               <w:rPr>
@@ -3100,7 +3100,7 @@
     </w:tbl>
     <w:p>
       <w:pPr>
-        <w:spacing w:before="60" w:after="40" w:line="264" w:lineRule="auto"/>
+        <w:spacing w:before="0" w:after="0" w:line="240" w:lineRule="auto"/>
       </w:pPr>
       <w:r>
         <w:rPr>
@@ -3136,7 +3136,7 @@
         <w:tabs>
           <w:tab w:pos="9504" w:val="right"/>
         </w:tabs>
-        <w:spacing w:before="220" w:after="100" w:line="240" w:lineRule="auto"/>
+        <w:spacing w:before="0" w:after="0" w:line="240" w:lineRule="auto"/>
       </w:pPr>
       <w:r>
         <w:rPr>
@@ -3155,7 +3155,7 @@
     <w:p>
       <w:pPr>
         <w:keepNext/>
-        <w:spacing w:before="0" w:after="40" w:line="264" w:lineRule="auto"/>
+        <w:spacing w:before="0" w:after="0" w:line="240" w:lineRule="auto"/>
       </w:pPr>
       <w:r>
         <w:rPr>
@@ -3185,7 +3185,7 @@
     <w:p>
       <w:pPr>
         <w:keepNext/>
-        <w:spacing w:before="0" w:after="40" w:line="264" w:lineRule="auto"/>
+        <w:spacing w:before="0" w:after="0" w:line="240" w:lineRule="auto"/>
         <w:ind w:left="0"/>
       </w:pPr>
       <w:r>
@@ -3216,7 +3216,7 @@
     <w:p>
       <w:pPr>
         <w:keepNext/>
-        <w:spacing w:before="0" w:after="40" w:line="264" w:lineRule="auto"/>
+        <w:spacing w:before="0" w:after="0" w:line="240" w:lineRule="auto"/>
       </w:pPr>
       <w:r>
         <w:rPr>
@@ -3278,7 +3278,7 @@
           <w:p>
             <w:pPr>
               <w:keepNext/>
-              <w:spacing w:before="0" w:after="0" w:line="264" w:lineRule="auto"/>
+              <w:spacing w:before="0" w:after="0" w:line="240" w:lineRule="auto"/>
             </w:pPr>
             <w:r>
               <w:rPr>
@@ -3311,7 +3311,7 @@
           <w:p>
             <w:pPr>
               <w:keepNext/>
-              <w:spacing w:before="0" w:after="0" w:line="264" w:lineRule="auto"/>
+              <w:spacing w:before="0" w:after="0" w:line="240" w:lineRule="auto"/>
             </w:pPr>
             <w:r>
               <w:rPr>
@@ -3349,7 +3349,7 @@
           <w:p>
             <w:pPr>
               <w:keepNext/>
-              <w:spacing w:before="0" w:after="0" w:line="264" w:lineRule="auto"/>
+              <w:spacing w:before="0" w:after="0" w:line="240" w:lineRule="auto"/>
             </w:pPr>
             <w:r>
               <w:rPr>
@@ -3382,7 +3382,7 @@
           <w:p>
             <w:pPr>
               <w:keepNext/>
-              <w:spacing w:before="0" w:after="0" w:line="264" w:lineRule="auto"/>
+              <w:spacing w:before="0" w:after="0" w:line="240" w:lineRule="auto"/>
             </w:pPr>
             <w:r>
               <w:rPr>
@@ -3420,7 +3420,7 @@
           <w:p>
             <w:pPr>
               <w:keepNext/>
-              <w:spacing w:before="0" w:after="0" w:line="264" w:lineRule="auto"/>
+              <w:spacing w:before="0" w:after="0" w:line="240" w:lineRule="auto"/>
             </w:pPr>
             <w:r>
               <w:rPr>
@@ -3453,7 +3453,7 @@
           <w:p>
             <w:pPr>
               <w:keepNext/>
-              <w:spacing w:before="0" w:after="0" w:line="264" w:lineRule="auto"/>
+              <w:spacing w:before="0" w:after="0" w:line="240" w:lineRule="auto"/>
             </w:pPr>
             <w:r>
               <w:rPr>
@@ -3490,7 +3490,7 @@
           </w:tcPr>
           <w:p>
             <w:pPr>
-              <w:spacing w:before="0" w:after="0" w:line="264" w:lineRule="auto"/>
+              <w:spacing w:before="0" w:after="0" w:line="240" w:lineRule="auto"/>
             </w:pPr>
             <w:r>
               <w:rPr>
@@ -3522,7 +3522,7 @@
           </w:tcPr>
           <w:p>
             <w:pPr>
-              <w:spacing w:before="0" w:after="0" w:line="264" w:lineRule="auto"/>
+              <w:spacing w:before="0" w:after="0" w:line="240" w:lineRule="auto"/>
             </w:pPr>
             <w:r>
               <w:rPr>
@@ -3554,7 +3554,7 @@
       <w:footerReference w:type="default" r:id="rId9"/>
       <w:headerReference w:type="default" r:id="rId10"/>
       <w:pgSz w:w="12240" w:h="15840"/>
-      <w:pgMar w:top="893" w:right="1224" w:bottom="835" w:left="1512" w:header="432" w:footer="432" w:gutter="0"/>
+      <w:pgMar w:top="504" w:right="720" w:bottom="504" w:left="720" w:header="432" w:footer="432" w:gutter="0"/>
       <w:cols w:space="720"/>
       <w:docGrid w:linePitch="360"/>
     </w:sectPr>

--- a/curriculum/reveal-documents/unit-5/teacher/unit-5-warm-up-key.docx
+++ b/curriculum/reveal-documents/unit-5/teacher/unit-5-warm-up-key.docx
@@ -39,6 +39,7 @@
     </w:p>
     <w:p>
       <w:pPr>
+        <w:pStyle w:val="Heading1"/>
         <w:keepNext/>
         <w:spacing w:before="0" w:after="0" w:line="240" w:lineRule="auto"/>
       </w:pPr>
@@ -3644,7 +3645,128 @@
               <w:sz w:val="15"/>
               <w:u w:val="none"/>
             </w:rPr>
-            <w:t xml:space="preserve">Unit 5  ·  Warm-Up Answer Key</w:t>
+            <w:t xml:space="preserve">Page </w:t>
+          </w:r>
+          <w:r>
+            <w:rPr>
+              <w:rFonts w:ascii="Avenir Next" w:hAnsi="Avenir Next" w:cs="Avenir Next" w:eastAsia="Avenir Next"/>
+              <w:b w:val="0"/>
+              <w:i w:val="0"/>
+              <w:color w:val="5A5F66"/>
+              <w:sz w:val="15"/>
+              <w:u w:val="none"/>
+            </w:rPr>
+            <w:fldChar w:fldCharType="begin"/>
+          </w:r>
+          <w:r>
+            <w:rPr>
+              <w:rFonts w:ascii="Avenir Next" w:hAnsi="Avenir Next" w:cs="Avenir Next" w:eastAsia="Avenir Next"/>
+              <w:b w:val="0"/>
+              <w:i w:val="0"/>
+              <w:color w:val="5A5F66"/>
+              <w:sz w:val="15"/>
+              <w:u w:val="none"/>
+            </w:rPr>
+            <w:instrText xml:space="preserve"> PAGE </w:instrText>
+          </w:r>
+          <w:r>
+            <w:rPr>
+              <w:rFonts w:ascii="Avenir Next" w:hAnsi="Avenir Next" w:cs="Avenir Next" w:eastAsia="Avenir Next"/>
+              <w:b w:val="0"/>
+              <w:i w:val="0"/>
+              <w:color w:val="5A5F66"/>
+              <w:sz w:val="15"/>
+              <w:u w:val="none"/>
+            </w:rPr>
+            <w:fldChar w:fldCharType="separate"/>
+          </w:r>
+          <w:r>
+            <w:rPr>
+              <w:rFonts w:ascii="Avenir Next" w:hAnsi="Avenir Next" w:cs="Avenir Next" w:eastAsia="Avenir Next"/>
+              <w:b w:val="0"/>
+              <w:i w:val="0"/>
+              <w:color w:val="5A5F66"/>
+              <w:sz w:val="15"/>
+              <w:u w:val="none"/>
+            </w:rPr>
+            <w:t xml:space="preserve">1</w:t>
+          </w:r>
+          <w:r>
+            <w:rPr>
+              <w:rFonts w:ascii="Avenir Next" w:hAnsi="Avenir Next" w:cs="Avenir Next" w:eastAsia="Avenir Next"/>
+              <w:b w:val="0"/>
+              <w:i w:val="0"/>
+              <w:color w:val="5A5F66"/>
+              <w:sz w:val="15"/>
+              <w:u w:val="none"/>
+            </w:rPr>
+            <w:fldChar w:fldCharType="end"/>
+          </w:r>
+          <w:r>
+            <w:rPr>
+              <w:rFonts w:ascii="Avenir Next" w:hAnsi="Avenir Next" w:cs="Avenir Next" w:eastAsia="Avenir Next"/>
+              <w:b w:val="0"/>
+              <w:i w:val="0"/>
+              <w:color w:val="5A5F66"/>
+              <w:sz w:val="15"/>
+              <w:u w:val="none"/>
+            </w:rPr>
+            <w:t xml:space="preserve"> of </w:t>
+          </w:r>
+          <w:r>
+            <w:rPr>
+              <w:rFonts w:ascii="Avenir Next" w:hAnsi="Avenir Next" w:cs="Avenir Next" w:eastAsia="Avenir Next"/>
+              <w:b w:val="0"/>
+              <w:i w:val="0"/>
+              <w:color w:val="5A5F66"/>
+              <w:sz w:val="15"/>
+              <w:u w:val="none"/>
+            </w:rPr>
+            <w:fldChar w:fldCharType="begin"/>
+          </w:r>
+          <w:r>
+            <w:rPr>
+              <w:rFonts w:ascii="Avenir Next" w:hAnsi="Avenir Next" w:cs="Avenir Next" w:eastAsia="Avenir Next"/>
+              <w:b w:val="0"/>
+              <w:i w:val="0"/>
+              <w:color w:val="5A5F66"/>
+              <w:sz w:val="15"/>
+              <w:u w:val="none"/>
+            </w:rPr>
+            <w:instrText xml:space="preserve"> NUMPAGES </w:instrText>
+          </w:r>
+          <w:r>
+            <w:rPr>
+              <w:rFonts w:ascii="Avenir Next" w:hAnsi="Avenir Next" w:cs="Avenir Next" w:eastAsia="Avenir Next"/>
+              <w:b w:val="0"/>
+              <w:i w:val="0"/>
+              <w:color w:val="5A5F66"/>
+              <w:sz w:val="15"/>
+              <w:u w:val="none"/>
+            </w:rPr>
+            <w:fldChar w:fldCharType="separate"/>
+          </w:r>
+          <w:r>
+            <w:rPr>
+              <w:rFonts w:ascii="Avenir Next" w:hAnsi="Avenir Next" w:cs="Avenir Next" w:eastAsia="Avenir Next"/>
+              <w:b w:val="0"/>
+              <w:i w:val="0"/>
+              <w:color w:val="5A5F66"/>
+              <w:sz w:val="15"/>
+              <w:u w:val="none"/>
+            </w:rPr>
+            <w:t xml:space="preserve">1</w:t>
+          </w:r>
+          <w:r>
+            <w:rPr>
+              <w:rFonts w:ascii="Avenir Next" w:hAnsi="Avenir Next" w:cs="Avenir Next" w:eastAsia="Avenir Next"/>
+              <w:b w:val="0"/>
+              <w:i w:val="0"/>
+              <w:color w:val="5A5F66"/>
+              <w:sz w:val="15"/>
+              <w:u w:val="none"/>
+            </w:rPr>
+            <w:fldChar w:fldCharType="end"/>
           </w:r>
         </w:p>
       </w:tc>
@@ -4080,49 +4202,20 @@
   <w:style w:type="paragraph" w:styleId="Heading1">
     <w:name w:val="heading 1"/>
     <w:basedOn w:val="Normal"/>
-    <w:next w:val="Normal"/>
-    <w:link w:val="Heading1Char"/>
-    <w:uiPriority w:val="9"/>
-    <w:qFormat/>
-    <w:rsid w:val="00FC693F"/>
     <w:pPr>
-      <w:keepNext/>
-      <w:keepLines/>
-      <w:spacing w:before="480" w:after="0"/>
       <w:outlineLvl w:val="0"/>
+      <w:keepNext w:val="0"/>
+      <w:keepLines w:val="0"/>
     </w:pPr>
-    <w:rPr>
-      <w:rFonts w:asciiTheme="majorHAnsi" w:eastAsiaTheme="majorEastAsia" w:hAnsiTheme="majorHAnsi" w:cstheme="majorBidi"/>
-      <w:b/>
-      <w:bCs/>
-      <w:color w:val="365F91" w:themeColor="accent1" w:themeShade="BF"/>
-      <w:sz w:val="28"/>
-      <w:szCs w:val="28"/>
-    </w:rPr>
   </w:style>
   <w:style w:type="paragraph" w:styleId="Heading2">
     <w:name w:val="heading 2"/>
     <w:basedOn w:val="Normal"/>
-    <w:next w:val="Normal"/>
-    <w:link w:val="Heading2Char"/>
-    <w:uiPriority w:val="9"/>
-    <w:unhideWhenUsed/>
-    <w:qFormat/>
-    <w:rsid w:val="00FC693F"/>
     <w:pPr>
-      <w:keepNext/>
-      <w:keepLines/>
-      <w:spacing w:before="200" w:after="0"/>
       <w:outlineLvl w:val="1"/>
+      <w:keepNext w:val="0"/>
+      <w:keepLines w:val="0"/>
     </w:pPr>
-    <w:rPr>
-      <w:rFonts w:asciiTheme="majorHAnsi" w:eastAsiaTheme="majorEastAsia" w:hAnsiTheme="majorHAnsi" w:cstheme="majorBidi"/>
-      <w:b/>
-      <w:bCs/>
-      <w:color w:val="4F81BD" w:themeColor="accent1"/>
-      <w:sz w:val="26"/>
-      <w:szCs w:val="26"/>
-    </w:rPr>
   </w:style>
   <w:style w:type="paragraph" w:styleId="Heading3">
     <w:name w:val="heading 3"/>
